--- a/src/content/bios-diffs/Eichhoff-JJ 2024 (track-changes).docx
+++ b/src/content/bios-diffs/Eichhoff-JJ 2024 (track-changes).docx
@@ -12,7 +12,7 @@
           <w:lang w:val="en-GB"/>
         </w:rPr>
       </w:pPr>
-      <w:del w:id="1000" w:author="IO BIO parser" w:date="2026-05-18T08:57:46Z">
+      <w:del w:id="1000" w:author="IO BIO parser" w:date="2026-05-18T09:16:08Z">
         <w:r>
           <w:rPr>
             <w:rFonts w:ascii="Times New Roman" w:hAnsi="Times New Roman" w:cs="Times New Roman"/>
@@ -23,7 +23,7 @@
           <w:delText xml:space="preserve">EICHHOFF</w:delText>
         </w:r>
       </w:del>
-      <w:del w:id="1000" w:author="IO BIO parser" w:date="2026-05-18T08:57:46Z">
+      <w:del w:id="1000" w:author="IO BIO parser" w:date="2026-05-18T09:16:08Z">
         <w:r>
           <w:rPr>
             <w:rFonts w:ascii="Times New Roman" w:hAnsi="Times New Roman" w:cs="Times New Roman"/>
@@ -34,7 +34,7 @@
           <w:delText xml:space="preserve">, Johann Joseph</w:delText>
         </w:r>
       </w:del>
-      <w:del w:id="1000" w:author="IO BIO parser" w:date="2026-05-18T08:57:46Z">
+      <w:del w:id="1000" w:author="IO BIO parser" w:date="2026-05-18T09:16:08Z">
         <w:r>
           <w:rPr>
             <w:rFonts w:ascii="Times New Roman" w:hAnsi="Times New Roman" w:cs="Times New Roman"/>
@@ -45,7 +45,7 @@
           <w:delText xml:space="preserve">, </w:delText>
         </w:r>
       </w:del>
-      <w:del w:id="1000" w:author="IO BIO parser" w:date="2026-05-18T08:57:46Z">
+      <w:del w:id="1000" w:author="IO BIO parser" w:date="2026-05-18T09:16:08Z">
         <w:r>
           <w:rPr>
             <w:rFonts w:ascii="Times New Roman" w:hAnsi="Times New Roman" w:cs="Times New Roman"/>
@@ -56,7 +56,7 @@
           <w:delText xml:space="preserve">Director-</w:delText>
         </w:r>
       </w:del>
-      <w:del w:id="1000" w:author="IO BIO parser" w:date="2026-05-18T08:57:46Z">
+      <w:del w:id="1000" w:author="IO BIO parser" w:date="2026-05-18T09:16:08Z">
         <w:r>
           <w:rPr>
             <w:rFonts w:ascii="Times New Roman" w:hAnsi="Times New Roman" w:cs="Times New Roman"/>
@@ -67,7 +67,7 @@
           <w:delText xml:space="preserve">General </w:delText>
         </w:r>
       </w:del>
-      <w:del w:id="1000" w:author="IO BIO parser" w:date="2026-05-18T08:57:46Z">
+      <w:del w:id="1000" w:author="IO BIO parser" w:date="2026-05-18T09:16:08Z">
         <w:r>
           <w:rPr>
             <w:rFonts w:ascii="Times New Roman" w:hAnsi="Times New Roman" w:cs="Times New Roman"/>
@@ -78,7 +78,7 @@
           <w:delText xml:space="preserve">of the </w:delText>
         </w:r>
       </w:del>
-      <w:del w:id="1000" w:author="IO BIO parser" w:date="2026-05-18T08:57:46Z">
+      <w:del w:id="1000" w:author="IO BIO parser" w:date="2026-05-18T09:16:08Z">
         <w:r>
           <w:rPr>
             <w:rFonts w:ascii="Times New Roman" w:hAnsi="Times New Roman" w:cs="Times New Roman"/>
@@ -89,7 +89,7 @@
           <w:delText xml:space="preserve">Rhine </w:delText>
         </w:r>
       </w:del>
-      <w:del w:id="1000" w:author="IO BIO parser" w:date="2026-05-18T08:57:46Z">
+      <w:del w:id="1000" w:author="IO BIO parser" w:date="2026-05-18T09:16:08Z">
         <w:r>
           <w:rPr>
             <w:rFonts w:ascii="Times New Roman" w:hAnsi="Times New Roman" w:cs="Times New Roman"/>
@@ -100,7 +100,7 @@
           <w:delText xml:space="preserve">Shipping</w:delText>
         </w:r>
       </w:del>
-      <w:del w:id="1000" w:author="IO BIO parser" w:date="2026-05-18T08:57:46Z">
+      <w:del w:id="1000" w:author="IO BIO parser" w:date="2026-05-18T09:16:08Z">
         <w:r>
           <w:rPr>
             <w:rFonts w:ascii="Times New Roman" w:hAnsi="Times New Roman" w:cs="Times New Roman"/>
@@ -111,7 +111,7 @@
           <w:delText xml:space="preserve"> </w:delText>
         </w:r>
       </w:del>
-      <w:del w:id="1000" w:author="IO BIO parser" w:date="2026-05-18T08:57:46Z">
+      <w:del w:id="1000" w:author="IO BIO parser" w:date="2026-05-18T09:16:08Z">
         <w:r>
           <w:rPr>
             <w:rFonts w:ascii="Times New Roman" w:hAnsi="Times New Roman" w:cs="Times New Roman"/>
@@ -122,7 +122,7 @@
           <w:delText xml:space="preserve">Octroi</w:delText>
         </w:r>
       </w:del>
-      <w:del w:id="1000" w:author="IO BIO parser" w:date="2026-05-18T08:57:46Z">
+      <w:del w:id="1000" w:author="IO BIO parser" w:date="2026-05-18T09:16:08Z">
         <w:r>
           <w:rPr>
             <w:rFonts w:ascii="Times New Roman" w:hAnsi="Times New Roman" w:cs="Times New Roman"/>
@@ -133,7 +133,7 @@
           <w:delText xml:space="preserve"> </w:delText>
         </w:r>
       </w:del>
-      <w:del w:id="1000" w:author="IO BIO parser" w:date="2026-05-18T08:57:46Z">
+      <w:del w:id="1000" w:author="IO BIO parser" w:date="2026-05-18T09:16:08Z">
         <w:r>
           <w:rPr>
             <w:rFonts w:ascii="Times New Roman" w:hAnsi="Times New Roman" w:cs="Times New Roman"/>
@@ -144,7 +144,7 @@
           <w:delText xml:space="preserve">1806-18</w:delText>
         </w:r>
       </w:del>
-      <w:del w:id="1000" w:author="IO BIO parser" w:date="2026-05-18T08:57:46Z">
+      <w:del w:id="1000" w:author="IO BIO parser" w:date="2026-05-18T09:16:08Z">
         <w:r>
           <w:rPr>
             <w:rFonts w:ascii="Times New Roman" w:hAnsi="Times New Roman" w:cs="Times New Roman"/>
@@ -155,7 +155,7 @@
           <w:delText xml:space="preserve">13</w:delText>
         </w:r>
       </w:del>
-      <w:del w:id="1000" w:author="IO BIO parser" w:date="2026-05-18T08:57:46Z">
+      <w:del w:id="1000" w:author="IO BIO parser" w:date="2026-05-18T09:16:08Z">
         <w:r>
           <w:rPr>
             <w:rFonts w:ascii="Times New Roman" w:hAnsi="Times New Roman" w:cs="Times New Roman"/>
@@ -166,7 +166,7 @@
           <w:delText xml:space="preserve"> and charged with preparing the regulatory framework of the Central Commission for the Navigation of the Rhine 1815-1819</w:delText>
         </w:r>
       </w:del>
-      <w:del w:id="1000" w:author="IO BIO parser" w:date="2026-05-18T08:57:46Z">
+      <w:del w:id="1000" w:author="IO BIO parser" w:date="2026-05-18T09:16:08Z">
         <w:r>
           <w:rPr>
             <w:rFonts w:ascii="Times New Roman" w:hAnsi="Times New Roman" w:cs="Times New Roman"/>
@@ -177,7 +177,7 @@
           <w:delText xml:space="preserve">, was born 18 May 1762 in Bonn, Elect</w:delText>
         </w:r>
       </w:del>
-      <w:del w:id="1000" w:author="IO BIO parser" w:date="2026-05-18T08:57:46Z">
+      <w:del w:id="1000" w:author="IO BIO parser" w:date="2026-05-18T09:16:08Z">
         <w:r>
           <w:rPr>
             <w:rFonts w:ascii="Times New Roman" w:hAnsi="Times New Roman" w:cs="Times New Roman"/>
@@ -188,7 +188,7 @@
           <w:delText xml:space="preserve">o</w:delText>
         </w:r>
       </w:del>
-      <w:del w:id="1000" w:author="IO BIO parser" w:date="2026-05-18T08:57:46Z">
+      <w:del w:id="1000" w:author="IO BIO parser" w:date="2026-05-18T09:16:08Z">
         <w:r>
           <w:rPr>
             <w:rFonts w:ascii="Times New Roman" w:hAnsi="Times New Roman" w:cs="Times New Roman"/>
@@ -199,7 +199,7 @@
           <w:delText xml:space="preserve">rate of Cologne</w:delText>
         </w:r>
       </w:del>
-      <w:del w:id="1000" w:author="IO BIO parser" w:date="2026-05-18T08:57:46Z">
+      <w:del w:id="1000" w:author="IO BIO parser" w:date="2026-05-18T09:16:08Z">
         <w:r>
           <w:rPr>
             <w:rFonts w:ascii="Times New Roman" w:hAnsi="Times New Roman" w:cs="Times New Roman"/>
@@ -210,7 +210,7 @@
           <w:delText xml:space="preserve">,</w:delText>
         </w:r>
       </w:del>
-      <w:del w:id="1000" w:author="IO BIO parser" w:date="2026-05-18T08:57:46Z">
+      <w:del w:id="1000" w:author="IO BIO parser" w:date="2026-05-18T09:16:08Z">
         <w:r>
           <w:rPr>
             <w:rFonts w:ascii="Times New Roman" w:hAnsi="Times New Roman" w:cs="Times New Roman"/>
@@ -221,7 +221,7 @@
           <w:delText xml:space="preserve"> the Holy Roman Empire</w:delText>
         </w:r>
       </w:del>
-      <w:del w:id="1000" w:author="IO BIO parser" w:date="2026-05-18T08:57:46Z">
+      <w:del w:id="1000" w:author="IO BIO parser" w:date="2026-05-18T09:16:08Z">
         <w:r>
           <w:rPr>
             <w:rFonts w:ascii="Times New Roman" w:hAnsi="Times New Roman" w:cs="Times New Roman"/>
@@ -232,7 +232,7 @@
           <w:delText xml:space="preserve"> and passed away </w:delText>
         </w:r>
       </w:del>
-      <w:del w:id="1000" w:author="IO BIO parser" w:date="2026-05-18T08:57:46Z">
+      <w:del w:id="1000" w:author="IO BIO parser" w:date="2026-05-18T09:16:08Z">
         <w:r>
           <w:rPr>
             <w:rFonts w:ascii="Times New Roman" w:hAnsi="Times New Roman" w:cs="Times New Roman"/>
@@ -243,7 +243,7 @@
           <w:delText xml:space="preserve">2 December</w:delText>
         </w:r>
       </w:del>
-      <w:del w:id="1000" w:author="IO BIO parser" w:date="2026-05-18T08:57:46Z">
+      <w:del w:id="1000" w:author="IO BIO parser" w:date="2026-05-18T09:16:08Z">
         <w:r>
           <w:rPr>
             <w:rFonts w:ascii="Times New Roman" w:hAnsi="Times New Roman" w:cs="Times New Roman"/>
@@ -254,7 +254,7 @@
           <w:delText xml:space="preserve"> 1827 in Bonn</w:delText>
         </w:r>
       </w:del>
-      <w:del w:id="1000" w:author="IO BIO parser" w:date="2026-05-18T08:57:46Z">
+      <w:del w:id="1000" w:author="IO BIO parser" w:date="2026-05-18T09:16:08Z">
         <w:r>
           <w:rPr>
             <w:rFonts w:ascii="Times New Roman" w:hAnsi="Times New Roman" w:cs="Times New Roman"/>
@@ -265,7 +265,7 @@
           <w:delText xml:space="preserve"> </w:delText>
         </w:r>
       </w:del>
-      <w:del w:id="1000" w:author="IO BIO parser" w:date="2026-05-18T08:57:46Z">
+      <w:del w:id="1000" w:author="IO BIO parser" w:date="2026-05-18T09:16:08Z">
         <w:r>
           <w:rPr>
             <w:rFonts w:ascii="Times New Roman" w:hAnsi="Times New Roman" w:cs="Times New Roman"/>
@@ -276,7 +276,7 @@
           <w:delText xml:space="preserve">Kessenich, Prussia</w:delText>
         </w:r>
       </w:del>
-      <w:del w:id="1000" w:author="IO BIO parser" w:date="2026-05-18T08:57:46Z">
+      <w:del w:id="1000" w:author="IO BIO parser" w:date="2026-05-18T09:16:08Z">
         <w:r>
           <w:rPr>
             <w:rFonts w:ascii="Times New Roman" w:hAnsi="Times New Roman" w:cs="Times New Roman"/>
@@ -287,7 +287,7 @@
           <w:delText xml:space="preserve">. </w:delText>
         </w:r>
       </w:del>
-      <w:del w:id="1000" w:author="IO BIO parser" w:date="2026-05-18T08:57:46Z">
+      <w:del w:id="1000" w:author="IO BIO parser" w:date="2026-05-18T09:16:08Z">
         <w:r>
           <w:rPr>
             <w:rFonts w:ascii="Times New Roman" w:hAnsi="Times New Roman" w:cs="Times New Roman"/>
@@ -298,7 +298,7 @@
           <w:delText xml:space="preserve">He was the son of Johann August Eichhoff</w:delText>
         </w:r>
       </w:del>
-      <w:del w:id="1000" w:author="IO BIO parser" w:date="2026-05-18T08:57:46Z">
+      <w:del w:id="1000" w:author="IO BIO parser" w:date="2026-05-18T09:16:08Z">
         <w:r>
           <w:rPr>
             <w:rFonts w:ascii="Times New Roman" w:hAnsi="Times New Roman" w:cs="Times New Roman"/>
@@ -309,7 +309,7 @@
           <w:delText xml:space="preserve">, cook, </w:delText>
         </w:r>
       </w:del>
-      <w:del w:id="1000" w:author="IO BIO parser" w:date="2026-05-18T08:57:46Z">
+      <w:del w:id="1000" w:author="IO BIO parser" w:date="2026-05-18T09:16:08Z">
         <w:r>
           <w:rPr>
             <w:rFonts w:ascii="Times New Roman" w:hAnsi="Times New Roman" w:cs="Times New Roman"/>
@@ -320,7 +320,7 @@
           <w:delText xml:space="preserve">and Maria Magdalena Farber. On 9 November 1782 he married Eva Franziska Grau</w:delText>
         </w:r>
       </w:del>
-      <w:del w:id="1000" w:author="IO BIO parser" w:date="2026-05-18T08:57:46Z">
+      <w:del w:id="1000" w:author="IO BIO parser" w:date="2026-05-18T09:16:08Z">
         <w:r>
           <w:rPr>
             <w:rFonts w:ascii="Times New Roman" w:hAnsi="Times New Roman" w:cs="Times New Roman"/>
@@ -331,7 +331,7 @@
           <w:delText xml:space="preserve">,</w:delText>
         </w:r>
       </w:del>
-      <w:del w:id="1000" w:author="IO BIO parser" w:date="2026-05-18T08:57:46Z">
+      <w:del w:id="1000" w:author="IO BIO parser" w:date="2026-05-18T09:16:08Z">
         <w:r>
           <w:rPr>
             <w:rFonts w:ascii="Times New Roman" w:hAnsi="Times New Roman" w:cs="Times New Roman"/>
@@ -342,7 +342,7 @@
           <w:delText xml:space="preserve"> </w:delText>
         </w:r>
       </w:del>
-      <w:del w:id="1000" w:author="IO BIO parser" w:date="2026-05-18T08:57:46Z">
+      <w:del w:id="1000" w:author="IO BIO parser" w:date="2026-05-18T09:16:08Z">
         <w:r>
           <w:rPr>
             <w:rFonts w:ascii="Times New Roman" w:hAnsi="Times New Roman" w:cs="Times New Roman"/>
@@ -353,7 +353,7 @@
           <w:delText xml:space="preserve">court singer, </w:delText>
         </w:r>
       </w:del>
-      <w:del w:id="1000" w:author="IO BIO parser" w:date="2026-05-18T08:57:46Z">
+      <w:del w:id="1000" w:author="IO BIO parser" w:date="2026-05-18T09:16:08Z">
         <w:r>
           <w:rPr>
             <w:rFonts w:ascii="Times New Roman" w:hAnsi="Times New Roman" w:cs="Times New Roman"/>
@@ -364,7 +364,7 @@
           <w:delText xml:space="preserve">with whom he</w:delText>
         </w:r>
       </w:del>
-      <w:del w:id="1000" w:author="IO BIO parser" w:date="2026-05-18T08:57:46Z">
+      <w:del w:id="1000" w:author="IO BIO parser" w:date="2026-05-18T09:16:08Z">
         <w:r>
           <w:rPr>
             <w:rFonts w:ascii="Times New Roman" w:hAnsi="Times New Roman" w:cs="Times New Roman"/>
@@ -375,7 +375,7 @@
           <w:delText xml:space="preserve"> had three sons. </w:delText>
         </w:r>
       </w:del>
-      <w:ins w:id="1001" w:author="IO BIO parser" w:date="2026-05-18T08:57:46Z">
+      <w:ins w:id="1001" w:author="IO BIO parser" w:date="2026-05-18T09:16:08Z">
         <w:r>
           <w:t xml:space="preserve">EICHHOFF, Johann Joseph, German civil servant and Director-General of the Rhine Shipping Octroi 1806-1813 and charged with preparing the regulatory framework of the Central Commission for the Navigation of the Rhine 1815-1819, was born 18 May 1762 in Bonn, Electorate of Cologne, the Holy Roman Empire and passed away 2 December 1827 in Bonn Kessenich, Prussia. He was the son of Johann August Eichhoff, cook, and Maria Magdalena Farber. On 9 November 1782 he married Eva Franziska Grau, court singer, with whom he had three sons. </w:t>
         </w:r>
